--- a/templates/bill_certificate/template.docx
+++ b/templates/bill_certificate/template.docx
@@ -37,7 +37,7 @@
         <w:br/>
         <w:t>Original Approval Note/Comparative Statement attached herewith/sent with bill No. {{ invoice_no }}</w:t>
         <w:br/>
-        <w:t>dtd.: {{ invoice_date }}                                   for Rs. {{ bill_total }}                          of M/s. {{ supplier_name }}</w:t>
+        <w:t>dtd.: {{ invoice_date }}                                   for Rs. {{ bill_total_with_tax }}                          of M/s. {{ supplier_name }}</w:t>
         <w:br/>
         <w:t>Purchase Order No. and date : {{ purchase_order }}</w:t>
         <w:br/>

--- a/templates/bill_certificate/template.docx
+++ b/templates/bill_certificate/template.docx
@@ -1244,7 +1244,7 @@
                 <w:rFonts w:ascii="Times New Roman" w:hAnsi="Times New Roman"/>
                 <w:sz w:val="16"/>
               </w:rPr>
-              <w:t>Chairman, ACM Student Chapter SVNIT</w:t>
+              <w:t>Chairman, {{ club_name }}</w:t>
             </w:r>
           </w:p>
         </w:tc>
@@ -1275,7 +1275,7 @@
                 <w:rFonts w:ascii="Times New Roman" w:hAnsi="Times New Roman"/>
                 <w:sz w:val="16"/>
               </w:rPr>
-              <w:t>CSE</w:t>
+              <w:t>{{ department_short }}</w:t>
             </w:r>
           </w:p>
         </w:tc>
@@ -1341,7 +1341,7 @@
         <w:br/>
         <w:br/>
         <w:br/>
-        <w:t>Signature of HoD (CSE)</w:t>
+        <w:t>Signature of HoD ({{ department_short }})</w:t>
       </w:r>
     </w:p>
     <w:p>

--- a/templates/bill_certificate/template.docx
+++ b/templates/bill_certificate/template.docx
@@ -1394,7 +1394,7 @@
     <w:r>
       <w:drawing>
         <wp:inline xmlns:a="http://schemas.openxmlformats.org/drawingml/2006/main" xmlns:pic="http://schemas.openxmlformats.org/drawingml/2006/picture">
-          <wp:extent cx="6217920" cy="1045092"/>
+          <wp:extent cx="6217920" cy="848563"/>
           <wp:docPr id="1" name="Picture 1"/>
           <wp:cNvGraphicFramePr>
             <a:graphicFrameLocks noChangeAspect="1"/>
@@ -1403,7 +1403,7 @@
             <a:graphicData uri="http://schemas.openxmlformats.org/drawingml/2006/picture">
               <pic:pic>
                 <pic:nvPicPr>
-                  <pic:cNvPr id="0" name="clean_svnit_billcert_header.png"/>
+                  <pic:cNvPr id="0" name="club_banner_placeholder.png"/>
                   <pic:cNvPicPr/>
                 </pic:nvPicPr>
                 <pic:blipFill>
@@ -1415,7 +1415,7 @@
                 <pic:spPr>
                   <a:xfrm>
                     <a:off x="0" y="0"/>
-                    <a:ext cx="6217920" cy="1045092"/>
+                    <a:ext cx="6217920" cy="848563"/>
                   </a:xfrm>
                   <a:prstGeom prst="rect"/>
                 </pic:spPr>
